--- a/docs/ShowItAll_0921.docx
+++ b/docs/ShowItAll_0921.docx
@@ -216,21 +216,13 @@
         </w:numPr>
       </w:pPr>
       <w:r>
-        <w:t xml:space="preserve">Switch </w:t>
-      </w:r>
-      <w:proofErr w:type="gramStart"/>
-      <w:r>
-        <w:t xml:space="preserve">states </w:t>
+        <w:t xml:space="preserve">Switch states </w:t>
       </w:r>
       <w:r>
         <w:t xml:space="preserve"> </w:t>
       </w:r>
       <w:r>
-        <w:t>SA</w:t>
-      </w:r>
-      <w:proofErr w:type="gramEnd"/>
-      <w:r>
-        <w:t xml:space="preserve"> - SH</w:t>
+        <w:t>SA - SH</w:t>
       </w:r>
     </w:p>
     <w:p>
@@ -514,10 +506,19 @@
         <w:t>ransmitter</w:t>
       </w:r>
       <w:r>
-        <w:t xml:space="preserve"> with colour panels of width </w:t>
+        <w:t xml:space="preserve"> with colour </w:t>
+      </w:r>
+      <w:r>
+        <w:t xml:space="preserve">displays </w:t>
+      </w:r>
+      <w:r>
+        <w:t xml:space="preserve">of width </w:t>
       </w:r>
       <w:r>
         <w:t>480 or 800 px</w:t>
+      </w:r>
+      <w:r>
+        <w:t xml:space="preserve"> (TX16S Mk1/2/3, TX15 etc.)</w:t>
       </w:r>
     </w:p>
     <w:p>
@@ -552,10 +553,22 @@
         <w:ind w:left="360"/>
       </w:pPr>
       <w:r>
-        <w:t>If the panel does not meet the</w:t>
-      </w:r>
-      <w:r>
-        <w:t xml:space="preserve"> requirements</w:t>
+        <w:t xml:space="preserve">If the </w:t>
+      </w:r>
+      <w:r>
+        <w:t xml:space="preserve">display </w:t>
+      </w:r>
+      <w:r>
+        <w:t>does not meet the</w:t>
+      </w:r>
+      <w:r>
+        <w:t xml:space="preserve"> </w:t>
+      </w:r>
+      <w:r>
+        <w:t xml:space="preserve">above </w:t>
+      </w:r>
+      <w:r>
+        <w:t>requirements</w:t>
       </w:r>
       <w:r>
         <w:t>, an error message is displayed.</w:t>
@@ -812,7 +825,6 @@
           <w:numId w:val="2"/>
         </w:numPr>
       </w:pPr>
-      <w:proofErr w:type="gramStart"/>
       <w:r>
         <w:rPr>
           <w:i/>
@@ -823,11 +835,7 @@
         <w:t xml:space="preserve"> </w:t>
       </w:r>
       <w:r>
-        <w:t xml:space="preserve"> -</w:t>
-      </w:r>
-      <w:proofErr w:type="gramEnd"/>
-      <w:r>
-        <w:t xml:space="preserve"> foreground colour</w:t>
+        <w:t xml:space="preserve"> - foreground colour</w:t>
       </w:r>
       <w:r>
         <w:t xml:space="preserve"> (i</w:t>
@@ -858,6 +866,9 @@
       <w:r>
         <w:t xml:space="preserve"> alert</w:t>
       </w:r>
+      <w:r>
+        <w:t xml:space="preserve"> (optional, for advanced users)</w:t>
+      </w:r>
     </w:p>
     <w:p>
       <w:r>
@@ -876,19 +887,10 @@
         <w:t>‘motor armed’ alert</w:t>
       </w:r>
       <w:r>
-        <w:t>,</w:t>
-      </w:r>
-      <w:r>
-        <w:t xml:space="preserve"> driven by the </w:t>
-      </w:r>
-      <w:r>
-        <w:t xml:space="preserve">armed </w:t>
-      </w:r>
-      <w:r>
-        <w:t>state</w:t>
-      </w:r>
-      <w:r>
-        <w:t xml:space="preserve"> (note this is the armed state of the motor in the EdgeTX setup, not the ELRS </w:t>
+        <w:t xml:space="preserve"> when your motor is armed </w:t>
+      </w:r>
+      <w:r>
+        <w:t xml:space="preserve">(note this is the armed state of the motor in the EdgeTX setup, not the ELRS </w:t>
       </w:r>
       <w:r>
         <w:t>armed state</w:t>
@@ -996,7 +998,10 @@
         </w:numPr>
       </w:pPr>
       <w:r>
-        <w:t xml:space="preserve">In the </w:t>
+        <w:t xml:space="preserve">For </w:t>
+      </w:r>
+      <w:r>
+        <w:t xml:space="preserve">the </w:t>
       </w:r>
       <w:r>
         <w:t xml:space="preserve">‘armed’ channel, </w:t>
@@ -1055,7 +1060,6 @@
       <w:r>
         <w:br/>
       </w:r>
-      <w:proofErr w:type="gramStart"/>
       <w:r>
         <w:rPr>
           <w:rFonts w:ascii="Courier New" w:hAnsi="Courier New" w:cs="Courier New"/>
@@ -1063,7 +1067,6 @@
         </w:rPr>
         <w:t>CH:armed</w:t>
       </w:r>
-      <w:proofErr w:type="gramEnd"/>
       <w:r>
         <w:rPr>
           <w:rFonts w:ascii="Courier New" w:hAnsi="Courier New" w:cs="Courier New"/>
@@ -1123,8 +1126,21 @@
       </w:r>
     </w:p>
     <w:p>
-      <w:r>
-        <w:t>To refresh the screen after making the change, remove the widget then reselect it, or power cycle the transmitter.</w:t>
+      <w:pPr>
+        <w:pStyle w:val="ListParagraph"/>
+        <w:numPr>
+          <w:ilvl w:val="0"/>
+          <w:numId w:val="5"/>
+        </w:numPr>
+      </w:pPr>
+      <w:r>
+        <w:t>P</w:t>
+      </w:r>
+      <w:r>
+        <w:t>ower cycle the transmitter</w:t>
+      </w:r>
+      <w:r>
+        <w:t xml:space="preserve"> to activate the change</w:t>
       </w:r>
     </w:p>
     <w:p>
@@ -1297,13 +1313,13 @@
         <w:t>2</w:t>
       </w:r>
       <w:r>
-        <w:t>6</w:t>
+        <w:t>0</w:t>
       </w:r>
       <w:r>
         <w:t xml:space="preserve"> </w:t>
       </w:r>
       <w:r>
-        <w:t xml:space="preserve">Feb </w:t>
+        <w:t xml:space="preserve">March </w:t>
       </w:r>
       <w:r>
         <w:t>202</w:t>
